--- a/docs/cadrage/artefacts/accessibilite/equipe-11-customer-journey-v3.1.docx
+++ b/docs/cadrage/artefacts/accessibilite/equipe-11-customer-journey-v3.1.docx
@@ -600,7 +600,7 @@
     </w:p>
     <w:sdt>
       <w:sdtPr>
-        <w:id w:val="185501102"/>
+        <w:id w:val="2140761945"/>
         <w:docPartObj>
           <w:docPartGallery w:val="Table of Contents"/>
           <w:docPartUnique w:val="1"/>
